--- a/Vnnn-Aga/V201-AJn.docx
+++ b/Vnnn-Aga/V201-AJn.docx
@@ -31,7 +31,7 @@
           <w:rFonts w:ascii="Gentium" w:hAnsi="Gentium" w:cs="Gentium"/>
           <w:lang w:val="el-GR"/>
         </w:rPr>
-        <w:t xml:space="preserve"> is that of the transcription(s) of H. Mendelssohn (1898), published in, “</w:t>
+        <w:t xml:space="preserve"> is that of the transcription(s) of H. Mendelssohn, published in, “</w:t>
       </w:r>
       <w:r>
         <w:rPr>
@@ -48,6 +48,12 @@
           <w:rFonts w:ascii="Gentium" w:hAnsi="Gentium" w:cs="Gentium"/>
           <w:u w:val="single"/>
         </w:rPr>
+        <w:t>,” Vol. 2, Maximilian Bonnet (ed.), Leipzig, 1898</w:t>
+      </w:r>
+      <w:r>
+        <w:rPr>
+          <w:rFonts w:ascii="Gentium" w:hAnsi="Gentium" w:cs="Gentium"/>
+        </w:rPr>
         <w:t>;</w:t>
       </w:r>
       <w:r>
@@ -55,7 +61,14 @@
           <w:rFonts w:ascii="Gentium" w:hAnsi="Gentium" w:cs="Gentium"/>
           <w:lang w:val="el-GR"/>
         </w:rPr>
-        <w:t xml:space="preserve">” the text has been gleaned from the </w:t>
+        <w:t xml:space="preserve"> </w:t>
+      </w:r>
+      <w:r>
+        <w:rPr>
+          <w:rFonts w:ascii="Gentium" w:hAnsi="Gentium" w:cs="Gentium"/>
+          <w:lang w:val="el-GR"/>
+        </w:rPr>
+        <w:t xml:space="preserve">the text has been gleaned from the </w:t>
       </w:r>
       <w:hyperlink r:id="rId4">
         <w:r>
@@ -64,23 +77,7 @@
             <w:rFonts w:ascii="Gentium" w:hAnsi="Gentium" w:cs="Gentium"/>
             <w:lang w:val="el-GR"/>
           </w:rPr>
-          <w:t>Scaife Vie</w:t>
-        </w:r>
-        <w:r>
-          <w:rPr>
-            <w:rStyle w:val="Hyperlink"/>
-            <w:rFonts w:ascii="Gentium" w:hAnsi="Gentium" w:cs="Gentium"/>
-            <w:lang w:val="el-GR"/>
-          </w:rPr>
-          <w:t>w</w:t>
-        </w:r>
-        <w:r>
-          <w:rPr>
-            <w:rStyle w:val="Hyperlink"/>
-            <w:rFonts w:ascii="Gentium" w:hAnsi="Gentium" w:cs="Gentium"/>
-            <w:lang w:val="el-GR"/>
-          </w:rPr>
-          <w:t>er</w:t>
+          <w:t>Scaife Viewer</w:t>
         </w:r>
       </w:hyperlink>
       <w:r>
@@ -18685,7 +18682,7 @@
           <w:szCs w:val="28"/>
           <w:lang w:val="el-GR"/>
         </w:rPr>
-        <w:t xml:space="preserve"> ἐγὼ μὲν ὑαῖν προσομιλῶν οὔτε γράψαι χωρῶ ἅ τε εἶθον ἅ τε ἤκουσα. καὶ νῦν μὴ δεῖ με πρὸς τὰς ἀκοὰς ὑμῶν ἁρμόσασθαι, καὶ καθ ἃ χωρεῖ ἕκαστος ἐκείνω ὑμῖν κοινωνήσω ὧν ἀκροαταὶ δύνασθε γενέσθαι, ὅπως ἴδητε τὴν περὶ αὐτὸν δόξαν ἥτις ἦν καὶ ἔστι καὶ νῦν καὶ εἰς ἀεί. (2) ὅτε γὰρ ἐξελέξατο Πέτρον καὶ Ἀνδρέαν ἀδελφοὺς ὄντας, ἔρχεται πρός με καὶ τὸν ἀδελφόν μου Ἰάκωβον εἰπών</w:t>
+        <w:t xml:space="preserve"> ἐγὼ μὲν ὑαῖν προσομιλῶν οὔτε γράψαι χωρῶ ἅ τε εἶθον ἅ τε ἤκουσα. καὶ νῦν μὴ δεῖ με πρὸς τὰς ἀκοὰς ὑμῶν ἁρμόσασθαι, καὶ καθ ἃ χωρεῖ ἕκαστος ἐκείνω ὑμῖν κοινωνήσω ὧν ἀκροαταὶ δύνασθε γενέσθαι, ὅπως ἴδητε τὴν περὶ αὐτὸν δόξαν ἥτις ἦν καὶ ἔστι καὶ νῦν καὶ εἰς ἀεί. ὅτε γὰρ ἐξελέξατο Πέτρον καὶ Ἀνδρέαν ἀδελφοὺς ὄντας, ἔρχεται πρός με καὶ τὸν ἀδελφόν μου Ἰάκωβον εἰπών</w:t>
       </w:r>
       <w:r>
         <w:rPr>
